--- a/docs/planificacion/Planificacion_Pilar1_Alcance.docx
+++ b/docs/planificacion/Planificacion_Pilar1_Alcance.docx
@@ -250,7 +250,7 @@
                 <w:sz w:val="20"/>
                 <w:szCs w:val="20"/>
               </w:rPr>
-              <w:t>1.5 — precisiones de RN-02 y RN-08</w:t>
+              <w:t xml:space="preserve">1.7 — datos del registro</w:t>
             </w:r>
           </w:p>
         </w:tc>
@@ -309,7 +309,7 @@
                 <w:sz w:val="20"/>
                 <w:szCs w:val="20"/>
               </w:rPr>
-              <w:t>14 de septiembre de 2026, tarde (versión 1.0: 1 de septiembre de 2026)</w:t>
+              <w:t xml:space="preserve">25 de septiembre de 2026 (versión 1.0: 1 de septiembre de 2026)</w:t>
             </w:r>
           </w:p>
         </w:tc>
@@ -549,7 +549,7 @@
                 <w:sz w:val="20"/>
                 <w:szCs w:val="20"/>
               </w:rPr>
-              <w:t>Planificación cerrada, sin puntos abiertos: P1 v1.5, P2 v1.5, P3 v1.5, P4 v1.4 y P5 v1.3, con el anexo A del Pilar 2 en su versión 1.3.</w:t>
+              <w:t xml:space="preserve">Planificación cerrada, sin puntos abiertos: P1 v1.7, P2 v1.7, P3 v1.7, P4 v1.6 y P5 v1.5, con el anexo A del Pilar 2 en su versión 1.4.</w:t>
             </w:r>
           </w:p>
         </w:tc>
@@ -777,7 +777,7 @@
                 <w:sz w:val="20"/>
                 <w:szCs w:val="20"/>
               </w:rPr>
-              <w:t>En este documento (v1.5)</w:t>
+              <w:t xml:space="preserve">En este documento (v1.7)</w:t>
             </w:r>
           </w:p>
         </w:tc>
@@ -866,7 +866,7 @@
                 <w:sz w:val="20"/>
                 <w:szCs w:val="20"/>
               </w:rPr>
-              <w:t>Versión 1.5</w:t>
+              <w:t xml:space="preserve">Versión 1.7</w:t>
             </w:r>
           </w:p>
         </w:tc>
@@ -952,7 +952,7 @@
                 <w:sz w:val="20"/>
                 <w:szCs w:val="20"/>
               </w:rPr>
-              <w:t>Versión 1.5</w:t>
+              <w:t xml:space="preserve">Versión 1.7</w:t>
             </w:r>
           </w:p>
         </w:tc>
@@ -1013,7 +1013,7 @@
                 <w:sz w:val="20"/>
                 <w:szCs w:val="20"/>
               </w:rPr>
-              <w:t xml:space="preserve">Planificación y control de tiempo (el "cuándo")</w:t>
+              <w:t xml:space="preserve">Planificación y control del tiempo (el "cuándo")</w:t>
             </w:r>
           </w:p>
         </w:tc>
@@ -1041,7 +1041,7 @@
                 <w:sz w:val="20"/>
                 <w:szCs w:val="20"/>
               </w:rPr>
-              <w:t>Versión 1.4</w:t>
+              <w:t xml:space="preserve">Versión 1.6</w:t>
             </w:r>
           </w:p>
         </w:tc>
@@ -1127,7 +1127,7 @@
                 <w:sz w:val="20"/>
                 <w:szCs w:val="20"/>
               </w:rPr>
-              <w:t>Versión 1.3</w:t>
+              <w:t xml:space="preserve">Versión 1.5</w:t>
             </w:r>
           </w:p>
         </w:tc>
@@ -1523,6 +1523,7 @@
         <w:tc>
           <w:tcPr>
             <w:tcW w:type="dxa" w:w="1000"/>
+            <w:shd w:fill="F2F2F2" w:color="auto" w:val="clear"/>
             <w:tcMar>
               <w:top w:type="dxa" w:w="80"/>
               <w:left w:type="dxa" w:w="110"/>
@@ -1550,6 +1551,7 @@
         <w:tc>
           <w:tcPr>
             <w:tcW w:type="dxa" w:w="1400"/>
+            <w:shd w:fill="F2F2F2" w:color="auto" w:val="clear"/>
             <w:tcMar>
               <w:top w:type="dxa" w:w="80"/>
               <w:left w:type="dxa" w:w="110"/>
@@ -1577,6 +1579,7 @@
         <w:tc>
           <w:tcPr>
             <w:tcW w:type="dxa" w:w="6960"/>
+            <w:shd w:fill="F2F2F2" w:color="auto" w:val="clear"/>
             <w:tcMar>
               <w:top w:type="dxa" w:w="80"/>
               <w:left w:type="dxa" w:w="110"/>
@@ -1695,6 +1698,7 @@
         <w:tc>
           <w:tcPr>
             <w:tcW w:type="dxa" w:w="1000"/>
+            <w:shd w:fill="F2F2F2" w:color="auto" w:val="clear"/>
             <w:tcMar>
               <w:top w:type="dxa" w:w="80"/>
               <w:left w:type="dxa" w:w="110"/>
@@ -1722,6 +1726,7 @@
         <w:tc>
           <w:tcPr>
             <w:tcW w:type="dxa" w:w="1400"/>
+            <w:shd w:fill="F2F2F2" w:color="auto" w:val="clear"/>
             <w:tcMar>
               <w:top w:type="dxa" w:w="80"/>
               <w:left w:type="dxa" w:w="110"/>
@@ -1749,6 +1754,7 @@
         <w:tc>
           <w:tcPr>
             <w:tcW w:type="dxa" w:w="6960"/>
+            <w:shd w:fill="F2F2F2" w:color="auto" w:val="clear"/>
             <w:tcMar>
               <w:top w:type="dxa" w:w="80"/>
               <w:left w:type="dxa" w:w="110"/>
@@ -1770,6 +1776,181 @@
                 <w:szCs w:val="20"/>
               </w:rPr>
               <w:t>Tercera auditoría cruzada. RN-08 prometía que una cuenta desactivada desaparece de la búsqueda al instante, y el diseño aprobado da hasta cinco minutos: queda escrito el desfase y cómo se evita en la demostración. RN-02 habla de inicio y término, que es como el modelo guarda el bloque.</w:t>
+            </w:r>
+          </w:p>
+        </w:tc>
+      </w:tr>
+      <w:tr>
+        <w:trPr>
+          <w:cantSplit/>
+        </w:trPr>
+        <w:tc>
+          <w:tcPr>
+            <w:tcW w:type="dxa" w:w="1000"/>
+            <w:tcMar>
+              <w:top w:type="dxa" w:w="80"/>
+              <w:left w:type="dxa" w:w="110"/>
+              <w:bottom w:type="dxa" w:w="80"/>
+              <w:right w:type="dxa" w:w="110"/>
+            </w:tcMar>
+          </w:tcPr>
+          <w:p>
+            <w:pPr>
+              <w:spacing w:after="0" w:line="260"/>
+              <w:jc w:val="center"/>
+            </w:pPr>
+            <w:r>
+              <w:rPr>
+                <w:rFonts w:ascii="Calibri" w:cs="Calibri" w:eastAsia="Calibri" w:hAnsi="Calibri"/>
+                <w:b w:val="false"/>
+                <w:bCs w:val="false"/>
+                <w:sz w:val="20"/>
+                <w:szCs w:val="20"/>
+              </w:rPr>
+              <w:t xml:space="preserve">1.6</w:t>
+            </w:r>
+          </w:p>
+        </w:tc>
+        <w:tc>
+          <w:tcPr>
+            <w:tcW w:type="dxa" w:w="1400"/>
+            <w:tcMar>
+              <w:top w:type="dxa" w:w="80"/>
+              <w:left w:type="dxa" w:w="110"/>
+              <w:bottom w:type="dxa" w:w="80"/>
+              <w:right w:type="dxa" w:w="110"/>
+            </w:tcMar>
+          </w:tcPr>
+          <w:p>
+            <w:pPr>
+              <w:spacing w:after="0" w:line="260"/>
+              <w:jc w:val="center"/>
+            </w:pPr>
+            <w:r>
+              <w:rPr>
+                <w:rFonts w:ascii="Calibri" w:cs="Calibri" w:eastAsia="Calibri" w:hAnsi="Calibri"/>
+                <w:b w:val="false"/>
+                <w:bCs w:val="false"/>
+                <w:sz w:val="20"/>
+                <w:szCs w:val="20"/>
+              </w:rPr>
+              <w:t xml:space="preserve">25-09-2026</w:t>
+            </w:r>
+          </w:p>
+        </w:tc>
+        <w:tc>
+          <w:tcPr>
+            <w:tcW w:type="dxa" w:w="6960"/>
+            <w:tcMar>
+              <w:top w:type="dxa" w:w="80"/>
+              <w:left w:type="dxa" w:w="110"/>
+              <w:bottom w:type="dxa" w:w="80"/>
+              <w:right w:type="dxa" w:w="110"/>
+            </w:tcMar>
+          </w:tcPr>
+          <w:p>
+            <w:pPr>
+              <w:spacing w:after="0" w:line="260"/>
+              <w:jc w:val="left"/>
+            </w:pPr>
+            <w:r>
+              <w:rPr>
+                <w:rFonts w:ascii="Calibri" w:cs="Calibri" w:eastAsia="Calibri" w:hAnsi="Calibri"/>
+                <w:b w:val="false"/>
+                <w:bCs w:val="false"/>
+                <w:sz w:val="20"/>
+                <w:szCs w:val="20"/>
+              </w:rPr>
+              <w:t xml:space="preserve">La exclusión de la integración con Duoc no decía si incluía su inicio de sesión institucional, que es una pregunta probable en la defensa. Ahora lo dice, en las secciones 3.4 y 4, y el registro de decisiones deja escrito por qué la cuenta es propia y cuándo se reconsidera: la pregunta va al profesor en el primer reporte.</w:t>
+            </w:r>
+          </w:p>
+        </w:tc>
+      </w:tr>
+      <w:tr>
+        <w:trPr>
+          <w:cantSplit/>
+        </w:trPr>
+        <w:tc>
+          <w:tcPr>
+            <w:tcW w:type="dxa" w:w="1000"/>
+            <w:shd w:fill="F2F2F2" w:color="auto" w:val="clear"/>
+            <w:tcMar>
+              <w:top w:type="dxa" w:w="80"/>
+              <w:left w:type="dxa" w:w="110"/>
+              <w:bottom w:type="dxa" w:w="80"/>
+              <w:right w:type="dxa" w:w="110"/>
+            </w:tcMar>
+          </w:tcPr>
+          <w:p>
+            <w:pPr>
+              <w:spacing w:after="0" w:line="260"/>
+              <w:jc w:val="center"/>
+            </w:pPr>
+            <w:r>
+              <w:rPr>
+                <w:rFonts w:ascii="Calibri" w:cs="Calibri" w:eastAsia="Calibri" w:hAnsi="Calibri"/>
+                <w:b w:val="false"/>
+                <w:bCs w:val="false"/>
+                <w:sz w:val="20"/>
+                <w:szCs w:val="20"/>
+              </w:rPr>
+              <w:t>1.7</w:t>
+            </w:r>
+          </w:p>
+        </w:tc>
+        <w:tc>
+          <w:tcPr>
+            <w:tcW w:type="dxa" w:w="1400"/>
+            <w:shd w:fill="F2F2F2" w:color="auto" w:val="clear"/>
+            <w:tcMar>
+              <w:top w:type="dxa" w:w="80"/>
+              <w:left w:type="dxa" w:w="110"/>
+              <w:bottom w:type="dxa" w:w="80"/>
+              <w:right w:type="dxa" w:w="110"/>
+            </w:tcMar>
+          </w:tcPr>
+          <w:p>
+            <w:pPr>
+              <w:spacing w:after="0" w:line="260"/>
+              <w:jc w:val="center"/>
+            </w:pPr>
+            <w:r>
+              <w:rPr>
+                <w:rFonts w:ascii="Calibri" w:cs="Calibri" w:eastAsia="Calibri" w:hAnsi="Calibri"/>
+                <w:b w:val="false"/>
+                <w:bCs w:val="false"/>
+                <w:sz w:val="20"/>
+                <w:szCs w:val="20"/>
+              </w:rPr>
+              <w:t>25-09-2026</w:t>
+            </w:r>
+          </w:p>
+        </w:tc>
+        <w:tc>
+          <w:tcPr>
+            <w:tcW w:type="dxa" w:w="6960"/>
+            <w:shd w:fill="F2F2F2" w:color="auto" w:val="clear"/>
+            <w:tcMar>
+              <w:top w:type="dxa" w:w="80"/>
+              <w:left w:type="dxa" w:w="110"/>
+              <w:bottom w:type="dxa" w:w="80"/>
+              <w:right w:type="dxa" w:w="110"/>
+            </w:tcMar>
+          </w:tcPr>
+          <w:p>
+            <w:pPr>
+              <w:spacing w:after="0" w:line="260"/>
+              <w:jc w:val="left"/>
+            </w:pPr>
+            <w:r>
+              <w:rPr>
+                <w:rFonts w:ascii="Calibri" w:cs="Calibri" w:eastAsia="Calibri" w:hAnsi="Calibri"/>
+                <w:b w:val="false"/>
+                <w:bCs w:val="false"/>
+                <w:sz w:val="20"/>
+                <w:szCs w:val="20"/>
+              </w:rPr>
+              <w:t>El registro de decisiones deja escrito qué pide el registro: solo los datos de la cuenta. Carrera, nivel y sede se completan en el perfil (RF-02), como ya suponían el anexo A del Pilar 2 y el criterio CA2, aunque la maqueta del registro los pedía y HU-03 no dejaba claro si su contrato debía incluirlos. La tabla de contenido nombra el Pilar 4 como él mismo se titula.</w:t>
             </w:r>
           </w:p>
         </w:tc>
@@ -3288,7 +3469,7 @@
           <w:sz w:val="22"/>
           <w:szCs w:val="22"/>
         </w:rPr>
-        <w:t xml:space="preserve">Integración con sistemas académicos oficiales de Duoc UC.</w:t>
+        <w:t xml:space="preserve">Integración con sistemas académicos oficiales de Duoc UC, incluido su inicio de sesión institucional.</w:t>
       </w:r>
     </w:p>
     <w:p>
@@ -5380,7 +5561,7 @@
                 <w:sz w:val="20"/>
                 <w:szCs w:val="20"/>
               </w:rPr>
-              <w:t xml:space="preserve">No se dispone de una interfaz institucional para consultar matrículas o notas. El catálogo académico se carga de forma independiente.</w:t>
+              <w:t xml:space="preserve">No se dispone de una interfaz institucional para consultar matrículas o notas. El catálogo académico se carga de forma independiente. Tampoco se usa su inicio de sesión institucional: depende de que Duoc autorice la aplicación, no entrega la carrera ni el nivel y no reemplaza los avisos por correo. El registro usa una cuenta propia con el correo institucional verificado (AD-14 del Pilar 2).</w:t>
             </w:r>
           </w:p>
         </w:tc>
@@ -11991,7 +12172,6 @@
         <w:tc>
           <w:tcPr>
             <w:tcW w:type="dxa" w:w="2200"/>
-            <w:shd w:fill="F2F2F2" w:color="auto" w:val="clear"/>
             <w:tcMar>
               <w:top w:type="dxa" w:w="80"/>
               <w:left w:type="dxa" w:w="110"/>
@@ -12019,7 +12199,6 @@
         <w:tc>
           <w:tcPr>
             <w:tcW w:type="dxa" w:w="5760"/>
-            <w:shd w:fill="F2F2F2" w:color="auto" w:val="clear"/>
             <w:tcMar>
               <w:top w:type="dxa" w:w="80"/>
               <w:left w:type="dxa" w:w="110"/>
@@ -12047,7 +12226,6 @@
         <w:tc>
           <w:tcPr>
             <w:tcW w:type="dxa" w:w="1400"/>
-            <w:shd w:fill="F2F2F2" w:color="auto" w:val="clear"/>
             <w:tcMar>
               <w:top w:type="dxa" w:w="80"/>
               <w:left w:type="dxa" w:w="110"/>
@@ -12169,7 +12347,6 @@
         <w:tc>
           <w:tcPr>
             <w:tcW w:type="dxa" w:w="2200"/>
-            <w:shd w:fill="F2F2F2" w:color="auto" w:val="clear"/>
             <w:tcMar>
               <w:top w:type="dxa" w:w="80"/>
               <w:left w:type="dxa" w:w="110"/>
@@ -12197,7 +12374,6 @@
         <w:tc>
           <w:tcPr>
             <w:tcW w:type="dxa" w:w="5760"/>
-            <w:shd w:fill="F2F2F2" w:color="auto" w:val="clear"/>
             <w:tcMar>
               <w:top w:type="dxa" w:w="80"/>
               <w:left w:type="dxa" w:w="110"/>
@@ -12225,7 +12401,6 @@
         <w:tc>
           <w:tcPr>
             <w:tcW w:type="dxa" w:w="1400"/>
-            <w:shd w:fill="F2F2F2" w:color="auto" w:val="clear"/>
             <w:tcMar>
               <w:top w:type="dxa" w:w="80"/>
               <w:left w:type="dxa" w:w="110"/>
@@ -12247,6 +12422,181 @@
                 <w:szCs w:val="20"/>
               </w:rPr>
               <w:t>14-09-2026</w:t>
+            </w:r>
+          </w:p>
+        </w:tc>
+      </w:tr>
+      <w:tr>
+        <w:trPr>
+          <w:cantSplit/>
+        </w:trPr>
+        <w:tc>
+          <w:tcPr>
+            <w:tcW w:type="dxa" w:w="2200"/>
+            <w:shd w:fill="F2F2F2" w:color="auto" w:val="clear"/>
+            <w:tcMar>
+              <w:top w:type="dxa" w:w="80"/>
+              <w:left w:type="dxa" w:w="110"/>
+              <w:bottom w:type="dxa" w:w="80"/>
+              <w:right w:type="dxa" w:w="110"/>
+            </w:tcMar>
+          </w:tcPr>
+          <w:p>
+            <w:pPr>
+              <w:spacing w:after="0" w:line="260"/>
+              <w:jc w:val="left"/>
+            </w:pPr>
+            <w:r>
+              <w:rPr>
+                <w:rFonts w:ascii="Calibri" w:cs="Calibri" w:eastAsia="Calibri" w:hAnsi="Calibri"/>
+                <w:b w:val="false"/>
+                <w:bCs w:val="false"/>
+                <w:sz w:val="20"/>
+                <w:szCs w:val="20"/>
+              </w:rPr>
+              <w:t xml:space="preserve">Inicio de sesión</w:t>
+            </w:r>
+          </w:p>
+        </w:tc>
+        <w:tc>
+          <w:tcPr>
+            <w:tcW w:type="dxa" w:w="5760"/>
+            <w:shd w:fill="F2F2F2" w:color="auto" w:val="clear"/>
+            <w:tcMar>
+              <w:top w:type="dxa" w:w="80"/>
+              <w:left w:type="dxa" w:w="110"/>
+              <w:bottom w:type="dxa" w:w="80"/>
+              <w:right w:type="dxa" w:w="110"/>
+            </w:tcMar>
+          </w:tcPr>
+          <w:p>
+            <w:pPr>
+              <w:spacing w:after="0" w:line="260"/>
+              <w:jc w:val="left"/>
+            </w:pPr>
+            <w:r>
+              <w:rPr>
+                <w:rFonts w:ascii="Calibri" w:cs="Calibri" w:eastAsia="Calibri" w:hAnsi="Calibri"/>
+                <w:b w:val="false"/>
+                <w:bCs w:val="false"/>
+                <w:sz w:val="20"/>
+                <w:szCs w:val="20"/>
+              </w:rPr>
+              <w:t xml:space="preserve">La cuenta es propia de la plataforma, con el correo @duocuc.cl verificado por un enlace de un solo uso. El inicio de sesión institucional de Duoc queda fuera del MVP: se consulta al profesor en el primer reporte y, si Duoc lo autoriza, se evalúa como un Should más, con la misma regla de promoción.</w:t>
+            </w:r>
+          </w:p>
+        </w:tc>
+        <w:tc>
+          <w:tcPr>
+            <w:tcW w:type="dxa" w:w="1400"/>
+            <w:shd w:fill="F2F2F2" w:color="auto" w:val="clear"/>
+            <w:tcMar>
+              <w:top w:type="dxa" w:w="80"/>
+              <w:left w:type="dxa" w:w="110"/>
+              <w:bottom w:type="dxa" w:w="80"/>
+              <w:right w:type="dxa" w:w="110"/>
+            </w:tcMar>
+          </w:tcPr>
+          <w:p>
+            <w:pPr>
+              <w:spacing w:after="0" w:line="260"/>
+              <w:jc w:val="center"/>
+            </w:pPr>
+            <w:r>
+              <w:rPr>
+                <w:rFonts w:ascii="Calibri" w:cs="Calibri" w:eastAsia="Calibri" w:hAnsi="Calibri"/>
+                <w:b w:val="false"/>
+                <w:bCs w:val="false"/>
+                <w:sz w:val="20"/>
+                <w:szCs w:val="20"/>
+              </w:rPr>
+              <w:t xml:space="preserve">25-09-2026</w:t>
+            </w:r>
+          </w:p>
+        </w:tc>
+      </w:tr>
+      <w:tr>
+        <w:trPr>
+          <w:cantSplit/>
+        </w:trPr>
+        <w:tc>
+          <w:tcPr>
+            <w:tcW w:type="dxa" w:w="2200"/>
+            <w:tcMar>
+              <w:top w:type="dxa" w:w="80"/>
+              <w:left w:type="dxa" w:w="110"/>
+              <w:bottom w:type="dxa" w:w="80"/>
+              <w:right w:type="dxa" w:w="110"/>
+            </w:tcMar>
+          </w:tcPr>
+          <w:p>
+            <w:pPr>
+              <w:spacing w:after="0" w:line="260"/>
+              <w:jc w:val="left"/>
+            </w:pPr>
+            <w:r>
+              <w:rPr>
+                <w:rFonts w:ascii="Calibri" w:cs="Calibri" w:eastAsia="Calibri" w:hAnsi="Calibri"/>
+                <w:b w:val="false"/>
+                <w:bCs w:val="false"/>
+                <w:sz w:val="20"/>
+                <w:szCs w:val="20"/>
+              </w:rPr>
+              <w:t>Datos del registro</w:t>
+            </w:r>
+          </w:p>
+        </w:tc>
+        <w:tc>
+          <w:tcPr>
+            <w:tcW w:type="dxa" w:w="5760"/>
+            <w:tcMar>
+              <w:top w:type="dxa" w:w="80"/>
+              <w:left w:type="dxa" w:w="110"/>
+              <w:bottom w:type="dxa" w:w="80"/>
+              <w:right w:type="dxa" w:w="110"/>
+            </w:tcMar>
+          </w:tcPr>
+          <w:p>
+            <w:pPr>
+              <w:spacing w:after="0" w:line="260"/>
+              <w:jc w:val="left"/>
+            </w:pPr>
+            <w:r>
+              <w:rPr>
+                <w:rFonts w:ascii="Calibri" w:cs="Calibri" w:eastAsia="Calibri" w:hAnsi="Calibri"/>
+                <w:b w:val="false"/>
+                <w:bCs w:val="false"/>
+                <w:sz w:val="20"/>
+                <w:szCs w:val="20"/>
+              </w:rPr>
+              <w:t>El registro pide solo nombre, apellido, correo institucional y contraseña. Carrera, nivel y sede se completan después en el perfil (RF-02): carrera y sede se eligen de las listas del catálogo y el nivel lo declara el propio usuario. RN-01 los necesita recién cuando alguien declara una asignatura.</w:t>
+            </w:r>
+          </w:p>
+        </w:tc>
+        <w:tc>
+          <w:tcPr>
+            <w:tcW w:type="dxa" w:w="1400"/>
+            <w:tcMar>
+              <w:top w:type="dxa" w:w="80"/>
+              <w:left w:type="dxa" w:w="110"/>
+              <w:bottom w:type="dxa" w:w="80"/>
+              <w:right w:type="dxa" w:w="110"/>
+            </w:tcMar>
+          </w:tcPr>
+          <w:p>
+            <w:pPr>
+              <w:spacing w:after="0" w:line="260"/>
+              <w:jc w:val="center"/>
+            </w:pPr>
+            <w:r>
+              <w:rPr>
+                <w:rFonts w:ascii="Calibri" w:cs="Calibri" w:eastAsia="Calibri" w:hAnsi="Calibri"/>
+                <w:b w:val="false"/>
+                <w:bCs w:val="false"/>
+                <w:sz w:val="20"/>
+                <w:szCs w:val="20"/>
+              </w:rPr>
+              <w:t>25-09-2026</w:t>
             </w:r>
           </w:p>
         </w:tc>
